--- a/rodrigoAnastacio/BD/Aula3/atividade2.docx
+++ b/rodrigoAnastacio/BD/Aula3/atividade2.docx
@@ -128,8 +128,62 @@
           <w:u w:val="single"/>
         </w:rPr>
       </w:pPr>
-    </w:p>
-    <w:p/>
+      <w:r>
+        <w:rPr>
+          <w:b/>
+          <w:bCs/>
+          <w:noProof/>
+          <w:u w:val="single"/>
+        </w:rPr>
+        <w:pict>
+          <v:shape id="_x0000_s1031" type="#_x0000_t202" style="position:absolute;margin-left:245.35pt;margin-top:7.3pt;width:169.25pt;height:72.45pt;z-index:251666432;mso-width-percent:400;mso-width-percent:400;mso-width-relative:margin;mso-height-relative:margin">
+            <v:textbox>
+              <w:txbxContent>
+                <w:p>
+                  <w:r>
+                    <w:t>Produto: Código, descrição e desconto</w:t>
+                  </w:r>
+                </w:p>
+                <w:p/>
+              </w:txbxContent>
+            </v:textbox>
+          </v:shape>
+        </w:pict>
+      </w:r>
+      <w:r>
+        <w:rPr>
+          <w:b/>
+          <w:bCs/>
+          <w:noProof/>
+          <w:u w:val="single"/>
+          <w:lang w:eastAsia="en-US"/>
+        </w:rPr>
+        <w:pict>
+          <v:shape id="_x0000_s1030" type="#_x0000_t202" style="position:absolute;margin-left:-35.15pt;margin-top:6.85pt;width:169.25pt;height:72.45pt;z-index:251665408;mso-width-percent:400;mso-width-percent:400;mso-width-relative:margin;mso-height-relative:margin">
+            <v:textbox>
+              <w:txbxContent>
+                <w:p>
+                  <w:r>
+                    <w:t>Funcionário: Código, nome, telefone e data de admissão</w:t>
+                  </w:r>
+                </w:p>
+                <w:p/>
+              </w:txbxContent>
+            </v:textbox>
+          </v:shape>
+        </w:pict>
+      </w:r>
+    </w:p>
+    <w:p>
+      <w:r>
+        <w:rPr>
+          <w:noProof/>
+        </w:rPr>
+        <w:pict>
+          <v:shape id="_x0000_s1032" type="#_x0000_t32" style="position:absolute;margin-left:134.1pt;margin-top:15.15pt;width:111.65pt;height:.75pt;flip:y;z-index:251667456" o:connectortype="straight"/>
+        </w:pict>
+      </w:r>
+    </w:p>
     <w:sectPr>
       <w:pgSz w:w="11906" w:h="16838"/>
       <w:pgMar w:top="1417" w:right="1701" w:bottom="1417" w:left="1701" w:header="708" w:footer="708" w:gutter="0"/>

--- a/rodrigoAnastacio/BD/Aula3/atividade2.docx
+++ b/rodrigoAnastacio/BD/Aula3/atividade2.docx
@@ -87,7 +87,45 @@
         </w:pict>
       </w:r>
     </w:p>
-    <w:p/>
+    <w:p>
+      <w:r>
+        <w:rPr>
+          <w:noProof/>
+        </w:rPr>
+        <w:pict>
+          <v:shape id="_x0000_s1034" type="#_x0000_t202" style="position:absolute;margin-left:208.85pt;margin-top:17.75pt;width:27pt;height:20.25pt;z-index:251669504;mso-width-relative:margin;mso-height-relative:margin">
+            <v:textbox>
+              <w:txbxContent>
+                <w:p>
+                  <w:r>
+                    <w:t>1</w:t>
+                  </w:r>
+                </w:p>
+              </w:txbxContent>
+            </v:textbox>
+          </v:shape>
+        </w:pict>
+      </w:r>
+      <w:r>
+        <w:rPr>
+          <w:noProof/>
+          <w:lang w:eastAsia="en-US"/>
+        </w:rPr>
+        <w:pict>
+          <v:shape id="_x0000_s1033" type="#_x0000_t202" style="position:absolute;margin-left:134.5pt;margin-top:21.5pt;width:27pt;height:20.25pt;z-index:251668480;mso-width-relative:margin;mso-height-relative:margin">
+            <v:textbox>
+              <w:txbxContent>
+                <w:p>
+                  <w:r>
+                    <w:t>1</w:t>
+                  </w:r>
+                </w:p>
+              </w:txbxContent>
+            </v:textbox>
+          </v:shape>
+        </w:pict>
+      </w:r>
+    </w:p>
     <w:p/>
     <w:p>
       <w:pPr>
@@ -180,7 +218,43 @@
           <w:noProof/>
         </w:rPr>
         <w:pict>
-          <v:shape id="_x0000_s1032" type="#_x0000_t32" style="position:absolute;margin-left:134.1pt;margin-top:15.15pt;width:111.65pt;height:.75pt;flip:y;z-index:251667456" o:connectortype="straight"/>
+          <v:shape id="_x0000_s1037" type="#_x0000_t202" style="position:absolute;margin-left:218.75pt;margin-top:15.9pt;width:27pt;height:20.25pt;z-index:251672576;mso-width-relative:margin;mso-height-relative:margin">
+            <v:textbox>
+              <w:txbxContent>
+                <w:p>
+                  <w:r>
+                    <w:t>N</w:t>
+                  </w:r>
+                </w:p>
+              </w:txbxContent>
+            </v:textbox>
+          </v:shape>
+        </w:pict>
+      </w:r>
+      <w:r>
+        <w:rPr>
+          <w:noProof/>
+        </w:rPr>
+        <w:pict>
+          <v:shape id="_x0000_s1036" type="#_x0000_t202" style="position:absolute;margin-left:134.5pt;margin-top:15.9pt;width:27pt;height:20.25pt;z-index:251671552;mso-width-relative:margin;mso-height-relative:margin">
+            <v:textbox>
+              <w:txbxContent>
+                <w:p>
+                  <w:r>
+                    <w:t>1</w:t>
+                  </w:r>
+                </w:p>
+              </w:txbxContent>
+            </v:textbox>
+          </v:shape>
+        </w:pict>
+      </w:r>
+      <w:r>
+        <w:rPr>
+          <w:noProof/>
+        </w:rPr>
+        <w:pict>
+          <v:shape id="_x0000_s1035" type="#_x0000_t32" style="position:absolute;margin-left:134.5pt;margin-top:14.4pt;width:111.25pt;height:1.5pt;z-index:251670528" o:connectortype="straight"/>
         </w:pict>
       </w:r>
     </w:p>

--- a/rodrigoAnastacio/BD/Aula3/atividade2.docx
+++ b/rodrigoAnastacio/BD/Aula3/atividade2.docx
@@ -258,6 +258,125 @@
         </w:pict>
       </w:r>
     </w:p>
+    <w:p/>
+    <w:p/>
+    <w:p>
+      <w:pPr>
+        <w:rPr>
+          <w:b/>
+        </w:rPr>
+      </w:pPr>
+      <w:r>
+        <w:rPr>
+          <w:b/>
+        </w:rPr>
+        <w:t>Gestão de Gerência:</w:t>
+      </w:r>
+    </w:p>
+    <w:p>
+      <w:pPr>
+        <w:rPr>
+          <w:b/>
+        </w:rPr>
+      </w:pPr>
+      <w:r>
+        <w:rPr>
+          <w:b/>
+          <w:bCs/>
+          <w:noProof/>
+          <w:u w:val="single"/>
+        </w:rPr>
+        <w:pict>
+          <v:shape id="_x0000_s1039" type="#_x0000_t202" style="position:absolute;margin-left:257.75pt;margin-top:7.6pt;width:169.25pt;height:72.45pt;z-index:251674624;mso-width-percent:400;mso-width-percent:400;mso-width-relative:margin;mso-height-relative:margin">
+            <v:textbox>
+              <w:txbxContent>
+                <w:p>
+                  <w:r>
+                    <w:t>Gerente: CPF, nome, endereço, telefone</w:t>
+                  </w:r>
+                </w:p>
+                <w:p/>
+                <w:p/>
+              </w:txbxContent>
+            </v:textbox>
+          </v:shape>
+        </w:pict>
+      </w:r>
+      <w:r>
+        <w:rPr>
+          <w:b/>
+          <w:bCs/>
+          <w:noProof/>
+          <w:u w:val="single"/>
+        </w:rPr>
+        <w:pict>
+          <v:shape id="_x0000_s1038" type="#_x0000_t202" style="position:absolute;margin-left:-34.75pt;margin-top:7.15pt;width:169.25pt;height:72.45pt;z-index:251673600;mso-width-percent:400;mso-width-percent:400;mso-width-relative:margin;mso-height-relative:margin">
+            <v:textbox>
+              <w:txbxContent>
+                <w:p>
+                  <w:r>
+                    <w:t>Empresa: Código, nome, endereço, telefone</w:t>
+                  </w:r>
+                </w:p>
+                <w:p/>
+              </w:txbxContent>
+            </v:textbox>
+          </v:shape>
+        </w:pict>
+      </w:r>
+    </w:p>
+    <w:p>
+      <w:pPr>
+        <w:rPr>
+          <w:b/>
+        </w:rPr>
+      </w:pPr>
+      <w:r>
+        <w:rPr>
+          <w:noProof/>
+        </w:rPr>
+        <w:pict>
+          <v:shape id="_x0000_s1042" type="#_x0000_t202" style="position:absolute;margin-left:231.15pt;margin-top:19.2pt;width:27pt;height:20.25pt;z-index:251677696;mso-width-relative:margin;mso-height-relative:margin">
+            <v:textbox>
+              <w:txbxContent>
+                <w:p>
+                  <w:r>
+                    <w:t>1</w:t>
+                  </w:r>
+                </w:p>
+              </w:txbxContent>
+            </v:textbox>
+          </v:shape>
+        </w:pict>
+      </w:r>
+      <w:r>
+        <w:rPr>
+          <w:noProof/>
+        </w:rPr>
+        <w:pict>
+          <v:shape id="_x0000_s1041" type="#_x0000_t202" style="position:absolute;margin-left:134.9pt;margin-top:19.2pt;width:27pt;height:20.25pt;z-index:251676672;mso-width-relative:margin;mso-height-relative:margin">
+            <v:textbox>
+              <w:txbxContent>
+                <w:p>
+                  <w:r>
+                    <w:t>1</w:t>
+                  </w:r>
+                </w:p>
+              </w:txbxContent>
+            </v:textbox>
+          </v:shape>
+        </w:pict>
+      </w:r>
+      <w:r>
+        <w:rPr>
+          <w:noProof/>
+        </w:rPr>
+        <w:pict>
+          <v:shape id="_x0000_s1040" type="#_x0000_t32" style="position:absolute;margin-left:134.9pt;margin-top:17.7pt;width:123.25pt;height:1.5pt;z-index:251675648" o:connectortype="straight"/>
+        </w:pict>
+      </w:r>
+    </w:p>
+    <w:p/>
     <w:sectPr>
       <w:pgSz w:w="11906" w:h="16838"/>
       <w:pgMar w:top="1417" w:right="1701" w:bottom="1417" w:left="1701" w:header="708" w:footer="708" w:gutter="0"/>
@@ -461,6 +580,146 @@
     </w:lvl>
   </w:abstractNum>
   <w:abstractNum w:abstractNumId="1">
+    <w:nsid w:val="29A55FFF"/>
+    <w:multiLevelType w:val="hybridMultilevel"/>
+    <w:tmpl w:val="2612EE34"/>
+    <w:lvl w:ilvl="0" w:tplc="C3D443B4">
+      <w:start w:val="1"/>
+      <w:numFmt w:val="bullet"/>
+      <w:lvlText w:val="•"/>
+      <w:lvlJc w:val="left"/>
+      <w:pPr>
+        <w:tabs>
+          <w:tab w:val="num" w:pos="720"/>
+        </w:tabs>
+        <w:ind w:left="720" w:hanging="360"/>
+      </w:pPr>
+      <w:rPr>
+        <w:rFonts w:ascii="Times New Roman" w:hAnsi="Times New Roman" w:hint="default"/>
+      </w:rPr>
+    </w:lvl>
+    <w:lvl w:ilvl="1" w:tplc="CB120D3A">
+      <w:start w:val="1"/>
+      <w:numFmt w:val="bullet"/>
+      <w:lvlText w:val="•"/>
+      <w:lvlJc w:val="left"/>
+      <w:pPr>
+        <w:tabs>
+          <w:tab w:val="num" w:pos="1440"/>
+        </w:tabs>
+        <w:ind w:left="1440" w:hanging="360"/>
+      </w:pPr>
+      <w:rPr>
+        <w:rFonts w:ascii="Times New Roman" w:hAnsi="Times New Roman" w:hint="default"/>
+      </w:rPr>
+    </w:lvl>
+    <w:lvl w:ilvl="2" w:tplc="D33C556A" w:tentative="1">
+      <w:start w:val="1"/>
+      <w:numFmt w:val="bullet"/>
+      <w:lvlText w:val="•"/>
+      <w:lvlJc w:val="left"/>
+      <w:pPr>
+        <w:tabs>
+          <w:tab w:val="num" w:pos="2160"/>
+        </w:tabs>
+        <w:ind w:left="2160" w:hanging="360"/>
+      </w:pPr>
+      <w:rPr>
+        <w:rFonts w:ascii="Times New Roman" w:hAnsi="Times New Roman" w:hint="default"/>
+      </w:rPr>
+    </w:lvl>
+    <w:lvl w:ilvl="3" w:tplc="29AAB92A" w:tentative="1">
+      <w:start w:val="1"/>
+      <w:numFmt w:val="bullet"/>
+      <w:lvlText w:val="•"/>
+      <w:lvlJc w:val="left"/>
+      <w:pPr>
+        <w:tabs>
+          <w:tab w:val="num" w:pos="2880"/>
+        </w:tabs>
+        <w:ind w:left="2880" w:hanging="360"/>
+      </w:pPr>
+      <w:rPr>
+        <w:rFonts w:ascii="Times New Roman" w:hAnsi="Times New Roman" w:hint="default"/>
+      </w:rPr>
+    </w:lvl>
+    <w:lvl w:ilvl="4" w:tplc="F5902A9A" w:tentative="1">
+      <w:start w:val="1"/>
+      <w:numFmt w:val="bullet"/>
+      <w:lvlText w:val="•"/>
+      <w:lvlJc w:val="left"/>
+      <w:pPr>
+        <w:tabs>
+          <w:tab w:val="num" w:pos="3600"/>
+        </w:tabs>
+        <w:ind w:left="3600" w:hanging="360"/>
+      </w:pPr>
+      <w:rPr>
+        <w:rFonts w:ascii="Times New Roman" w:hAnsi="Times New Roman" w:hint="default"/>
+      </w:rPr>
+    </w:lvl>
+    <w:lvl w:ilvl="5" w:tplc="B5CE5444" w:tentative="1">
+      <w:start w:val="1"/>
+      <w:numFmt w:val="bullet"/>
+      <w:lvlText w:val="•"/>
+      <w:lvlJc w:val="left"/>
+      <w:pPr>
+        <w:tabs>
+          <w:tab w:val="num" w:pos="4320"/>
+        </w:tabs>
+        <w:ind w:left="4320" w:hanging="360"/>
+      </w:pPr>
+      <w:rPr>
+        <w:rFonts w:ascii="Times New Roman" w:hAnsi="Times New Roman" w:hint="default"/>
+      </w:rPr>
+    </w:lvl>
+    <w:lvl w:ilvl="6" w:tplc="5088D5EE" w:tentative="1">
+      <w:start w:val="1"/>
+      <w:numFmt w:val="bullet"/>
+      <w:lvlText w:val="•"/>
+      <w:lvlJc w:val="left"/>
+      <w:pPr>
+        <w:tabs>
+          <w:tab w:val="num" w:pos="5040"/>
+        </w:tabs>
+        <w:ind w:left="5040" w:hanging="360"/>
+      </w:pPr>
+      <w:rPr>
+        <w:rFonts w:ascii="Times New Roman" w:hAnsi="Times New Roman" w:hint="default"/>
+      </w:rPr>
+    </w:lvl>
+    <w:lvl w:ilvl="7" w:tplc="98848FA0" w:tentative="1">
+      <w:start w:val="1"/>
+      <w:numFmt w:val="bullet"/>
+      <w:lvlText w:val="•"/>
+      <w:lvlJc w:val="left"/>
+      <w:pPr>
+        <w:tabs>
+          <w:tab w:val="num" w:pos="5760"/>
+        </w:tabs>
+        <w:ind w:left="5760" w:hanging="360"/>
+      </w:pPr>
+      <w:rPr>
+        <w:rFonts w:ascii="Times New Roman" w:hAnsi="Times New Roman" w:hint="default"/>
+      </w:rPr>
+    </w:lvl>
+    <w:lvl w:ilvl="8" w:tplc="5E52DF34" w:tentative="1">
+      <w:start w:val="1"/>
+      <w:numFmt w:val="bullet"/>
+      <w:lvlText w:val="•"/>
+      <w:lvlJc w:val="left"/>
+      <w:pPr>
+        <w:tabs>
+          <w:tab w:val="num" w:pos="6480"/>
+        </w:tabs>
+        <w:ind w:left="6480" w:hanging="360"/>
+      </w:pPr>
+      <w:rPr>
+        <w:rFonts w:ascii="Times New Roman" w:hAnsi="Times New Roman" w:hint="default"/>
+      </w:rPr>
+    </w:lvl>
+  </w:abstractNum>
+  <w:abstractNum w:abstractNumId="2">
     <w:nsid w:val="60613550"/>
     <w:multiLevelType w:val="hybridMultilevel"/>
     <w:tmpl w:val="020AAF1C"/>
@@ -601,10 +860,13 @@
     </w:lvl>
   </w:abstractNum>
   <w:num w:numId="1">
-    <w:abstractNumId w:val="1"/>
+    <w:abstractNumId w:val="2"/>
   </w:num>
   <w:num w:numId="2">
     <w:abstractNumId w:val="0"/>
+  </w:num>
+  <w:num w:numId="3">
+    <w:abstractNumId w:val="1"/>
   </w:num>
 </w:numbering>
 </file>
